--- a/grade8/Fluency-Lab-Package/module-materials/Module-8-Expressions/FluencyLab_M8_Core_Guided.docx
+++ b/grade8/Fluency-Lab-Package/module-materials/Module-8-Expressions/FluencyLab_M8_Core_Guided.docx
@@ -185,23 +185,30 @@
                 <w:sz w:val="24"/>
                 <w:szCs w:val="24"/>
               </w:rPr>
-              <w:t xml:space="preserve">2 + 3^2  =  2 + 9  =  11</w:t>
-            </w:r>
-          </w:p>
-          <w:p>
-            <w:pPr>
-              <w:spacing w:after="0" w:line="300"/>
-            </w:pPr>
+              <w:t xml:space="preserve">2 + 3</w:t>
+            </w:r>
             <w:r>
               <w:rPr>
                 <w:rFonts w:ascii="Consolas" w:cs="Consolas" w:eastAsia="Consolas" w:hAnsi="Consolas"/>
                 <w:b/>
                 <w:bCs/>
                 <w:color w:val="1A1A1A"/>
+                <w:sz w:val="32"/>
+                <w:szCs w:val="32"/>
+                <w:vertAlign w:val="superscript"/>
+              </w:rPr>
+              <w:t xml:space="preserve">2</w:t>
+            </w:r>
+            <w:r>
+              <w:rPr>
+                <w:rFonts w:ascii="Consolas" w:cs="Consolas" w:eastAsia="Consolas" w:hAnsi="Consolas"/>
+                <w:b/>
+                <w:bCs/>
+                <w:color w:val="1A1A1A"/>
                 <w:sz w:val="24"/>
                 <w:szCs w:val="24"/>
               </w:rPr>
-              <w:t xml:space="preserve">(3 + 4) × 2  =  7 × 2  =  14</w:t>
+              <w:t xml:space="preserve">  =  2 + 9  =  11</w:t>
             </w:r>
           </w:p>
           <w:p>
@@ -217,7 +224,23 @@
                 <w:sz w:val="24"/>
                 <w:szCs w:val="24"/>
               </w:rPr>
-              <w:t xml:space="preserve">2x + 1 ,  x = 3  →  2×3 + 1 = 7</w:t>
+              <w:t xml:space="preserve">(3 + 4) × 2  =  7 × 2  =  14</w:t>
+            </w:r>
+          </w:p>
+          <w:p>
+            <w:pPr>
+              <w:spacing w:after="0" w:line="300"/>
+            </w:pPr>
+            <w:r>
+              <w:rPr>
+                <w:rFonts w:ascii="Consolas" w:cs="Consolas" w:eastAsia="Consolas" w:hAnsi="Consolas"/>
+                <w:b/>
+                <w:bCs/>
+                <w:color w:val="1A1A1A"/>
+                <w:sz w:val="24"/>
+                <w:szCs w:val="24"/>
+              </w:rPr>
+              <w:t xml:space="preserve">If x = 3:  2x + 1  =  2×3 + 1  =  7</w:t>
             </w:r>
           </w:p>
         </w:tc>
@@ -254,7 +277,22 @@
           <w:sz w:val="22"/>
           <w:szCs w:val="22"/>
         </w:rPr>
-        <w:t xml:space="preserve">Exponents next  (3^2 means 3×3).</w:t>
+        <w:t xml:space="preserve">Exponents next  (3</w:t>
+      </w:r>
+      <w:r>
+        <w:rPr>
+          <w:sz w:val="30"/>
+          <w:szCs w:val="30"/>
+          <w:vertAlign w:val="superscript"/>
+        </w:rPr>
+        <w:t xml:space="preserve">2</w:t>
+      </w:r>
+      <w:r>
+        <w:rPr>
+          <w:sz w:val="22"/>
+          <w:szCs w:val="22"/>
+        </w:rPr>
+        <w:t xml:space="preserve"> means 3 × 3).</w:t>
       </w:r>
     </w:p>
     <w:p>
@@ -288,7 +326,7 @@
           <w:sz w:val="22"/>
           <w:szCs w:val="22"/>
         </w:rPr>
-        <w:t xml:space="preserve">Add and Subtract, left to right.   —  that's GEMS.</w:t>
+        <w:t xml:space="preserve">Add and Subtract, left to right.</w:t>
       </w:r>
     </w:p>
     <w:p>
@@ -304,7 +342,7 @@
           <w:sz w:val="26"/>
           <w:szCs w:val="26"/>
         </w:rPr>
-        <w:t xml:space="preserve">Guided practice — fill in each step</w:t>
+        <w:t xml:space="preserve">Guided practice</w:t>
       </w:r>
     </w:p>
     <w:p>
@@ -513,7 +551,7 @@
                 <w:sz w:val="22"/>
                 <w:szCs w:val="22"/>
               </w:rPr>
-              <w:t xml:space="preserve">Then × 3 = ______</w:t>
+              <w:t xml:space="preserve">Then:  ______ × 3 = ______</w:t>
             </w:r>
           </w:p>
         </w:tc>
@@ -542,7 +580,7 @@
           <w:sz w:val="23"/>
           <w:szCs w:val="23"/>
         </w:rPr>
-        <w:t xml:space="preserve">2x + 5 ,  x = 4</w:t>
+        <w:t xml:space="preserve">If x = 4:  2x + 5</w:t>
       </w:r>
     </w:p>
     <w:tbl>
@@ -681,7 +719,26 @@
                 <w:sz w:val="22"/>
                 <w:szCs w:val="22"/>
               </w:rPr>
-              <w:t xml:space="preserve">5^2  =  ______</w:t>
+              <w:t xml:space="preserve">5</w:t>
+            </w:r>
+            <w:r>
+              <w:rPr>
+                <w:rFonts w:ascii="Consolas" w:cs="Consolas" w:eastAsia="Consolas" w:hAnsi="Consolas"/>
+                <w:color w:val="1A1A1A"/>
+                <w:sz w:val="30"/>
+                <w:szCs w:val="30"/>
+                <w:vertAlign w:val="superscript"/>
+              </w:rPr>
+              <w:t xml:space="preserve">2</w:t>
+            </w:r>
+            <w:r>
+              <w:rPr>
+                <w:rFonts w:ascii="Consolas" w:cs="Consolas" w:eastAsia="Consolas" w:hAnsi="Consolas"/>
+                <w:color w:val="1A1A1A"/>
+                <w:sz w:val="22"/>
+                <w:szCs w:val="22"/>
+              </w:rPr>
+              <w:t xml:space="preserve">  =  ______</w:t>
             </w:r>
           </w:p>
         </w:tc>
@@ -806,7 +863,26 @@
                 <w:sz w:val="22"/>
                 <w:szCs w:val="22"/>
               </w:rPr>
-              <w:t xml:space="preserve">10 + 2^3  =  ______</w:t>
+              <w:t xml:space="preserve">10 + 2</w:t>
+            </w:r>
+            <w:r>
+              <w:rPr>
+                <w:rFonts w:ascii="Consolas" w:cs="Consolas" w:eastAsia="Consolas" w:hAnsi="Consolas"/>
+                <w:color w:val="1A1A1A"/>
+                <w:sz w:val="30"/>
+                <w:szCs w:val="30"/>
+                <w:vertAlign w:val="superscript"/>
+              </w:rPr>
+              <w:t xml:space="preserve">3</w:t>
+            </w:r>
+            <w:r>
+              <w:rPr>
+                <w:rFonts w:ascii="Consolas" w:cs="Consolas" w:eastAsia="Consolas" w:hAnsi="Consolas"/>
+                <w:color w:val="1A1A1A"/>
+                <w:sz w:val="22"/>
+                <w:szCs w:val="22"/>
+              </w:rPr>
+              <w:t xml:space="preserve">  =  ______</w:t>
             </w:r>
           </w:p>
         </w:tc>
@@ -849,7 +925,7 @@
                 <w:sz w:val="22"/>
                 <w:szCs w:val="22"/>
               </w:rPr>
-              <w:t xml:space="preserve">4x − 1 ,  x = 3  =  ______</w:t>
+              <w:t xml:space="preserve">If x = 3:  4x − 1 = ______</w:t>
             </w:r>
           </w:p>
         </w:tc>
@@ -890,7 +966,7 @@
                 <w:sz w:val="22"/>
                 <w:szCs w:val="22"/>
               </w:rPr>
-              <w:t xml:space="preserve">2a + b ,  a=5, b=2  =  ______</w:t>
+              <w:t xml:space="preserve">If a=5, b=2:  2a + b = ______</w:t>
             </w:r>
           </w:p>
         </w:tc>
@@ -908,7 +984,7 @@
           <w:sz w:val="20"/>
           <w:szCs w:val="20"/>
         </w:rPr>
-        <w:t xml:space="preserve">GEMS — groups, exponents, ×÷, then +−.  ★</w:t>
+        <w:t xml:space="preserve">GEMS: groups, exponents, ×÷, +−.  ★</w:t>
       </w:r>
     </w:p>
     <w:sectPr>
